--- a/ワイヤーフレーム.docx
+++ b/ワイヤーフレーム.docx
@@ -18,6 +18,29 @@
         </w:rPr>
         <w:t>ページ</w:t>
       </w:r>
+      <w:r>
+        <w:rPr>
+          <w:rFonts w:hint="eastAsia"/>
+        </w:rPr>
+        <w:t>（</w:t>
+      </w:r>
+      <w:r>
+        <w:t>/</w:t>
+      </w:r>
+      <w:proofErr w:type="spellStart"/>
+      <w:r>
+        <w:t>telu</w:t>
+      </w:r>
+      <w:proofErr w:type="spellEnd"/>
+      <w:r>
+        <w:t>/webpage</w:t>
+      </w:r>
+      <w:r>
+        <w:rPr>
+          <w:rFonts w:hint="eastAsia"/>
+        </w:rPr>
+        <w:t>）</w:t>
+      </w:r>
     </w:p>
     <w:p>
       <w:r>
@@ -45,6 +68,40 @@
         </w:rPr>
         <w:t>◆ログインページ</w:t>
       </w:r>
+      <w:r>
+        <w:rPr>
+          <w:rFonts w:hint="eastAsia"/>
+        </w:rPr>
+        <w:t>（/</w:t>
+      </w:r>
+      <w:proofErr w:type="spellStart"/>
+      <w:r>
+        <w:rPr>
+          <w:rFonts w:hint="eastAsia"/>
+        </w:rPr>
+        <w:t>t</w:t>
+      </w:r>
+      <w:r>
+        <w:t>elu</w:t>
+      </w:r>
+      <w:proofErr w:type="spellEnd"/>
+      <w:r>
+        <w:t>/</w:t>
+      </w:r>
+      <w:proofErr w:type="spellStart"/>
+      <w:r>
+        <w:t>FEapp</w:t>
+      </w:r>
+      <w:proofErr w:type="spellEnd"/>
+      <w:r>
+        <w:t>/login</w:t>
+      </w:r>
+      <w:r>
+        <w:rPr>
+          <w:rFonts w:hint="eastAsia"/>
+        </w:rPr>
+        <w:t>）</w:t>
+      </w:r>
     </w:p>
     <w:p>
       <w:r>
@@ -67,8 +124,100 @@
         <w:rPr>
           <w:rFonts w:hint="eastAsia"/>
         </w:rPr>
+        <w:t>◆新規登録ページ</w:t>
+      </w:r>
+      <w:r>
+        <w:rPr>
+          <w:rFonts w:hint="eastAsia"/>
+        </w:rPr>
+        <w:t>（/</w:t>
+      </w:r>
+      <w:proofErr w:type="spellStart"/>
+      <w:r>
+        <w:t>telu</w:t>
+      </w:r>
+      <w:proofErr w:type="spellEnd"/>
+      <w:r>
+        <w:t>/</w:t>
+      </w:r>
+      <w:proofErr w:type="spellStart"/>
+      <w:r>
+        <w:t>FEapp</w:t>
+      </w:r>
+      <w:proofErr w:type="spellEnd"/>
+      <w:r>
+        <w:t>/</w:t>
+      </w:r>
+      <w:proofErr w:type="spellStart"/>
+      <w:r>
+        <w:t>newuser</w:t>
+      </w:r>
+      <w:proofErr w:type="spellEnd"/>
+      <w:r>
+        <w:rPr>
+          <w:rFonts w:hint="eastAsia"/>
+        </w:rPr>
+        <w:t>）</w:t>
+      </w:r>
+    </w:p>
+    <w:p>
+      <w:pPr>
+        <w:rPr>
+          <w:rFonts w:hint="eastAsia"/>
+        </w:rPr>
+      </w:pPr>
+      <w:r>
+        <w:rPr>
+          <w:rFonts w:hint="eastAsia"/>
+        </w:rPr>
+        <w:t>→登録</w:t>
+      </w:r>
+    </w:p>
+    <w:p>
+      <w:r>
+        <w:rPr>
+          <w:rFonts w:hint="eastAsia"/>
+        </w:rPr>
         <w:t>◆FEタイトルページ</w:t>
       </w:r>
+      <w:r>
+        <w:rPr>
+          <w:rFonts w:hint="eastAsia"/>
+        </w:rPr>
+        <w:t>(</w:t>
+      </w:r>
+      <w:r>
+        <w:t>/</w:t>
+      </w:r>
+      <w:proofErr w:type="spellStart"/>
+      <w:r>
+        <w:t>telu</w:t>
+      </w:r>
+      <w:proofErr w:type="spellEnd"/>
+      <w:r>
+        <w:t>/</w:t>
+      </w:r>
+      <w:proofErr w:type="spellStart"/>
+      <w:r>
+        <w:t>FEapp</w:t>
+      </w:r>
+      <w:proofErr w:type="spellEnd"/>
+      <w:r>
+        <w:t>/title)</w:t>
+      </w:r>
+    </w:p>
+    <w:p>
+      <w:pPr>
+        <w:rPr>
+          <w:rFonts w:hint="eastAsia"/>
+        </w:rPr>
+      </w:pPr>
+      <w:r>
+        <w:rPr>
+          <w:rFonts w:hint="eastAsia"/>
+        </w:rPr>
+        <w:t>→設定</w:t>
+      </w:r>
     </w:p>
     <w:p>
       <w:r>
@@ -95,11 +244,6 @@
       </w:r>
     </w:p>
     <w:p>
-      <w:pPr>
-        <w:rPr>
-          <w:rFonts w:hint="eastAsia"/>
-        </w:rPr>
-      </w:pPr>
       <w:r>
         <w:rPr>
           <w:rFonts w:hint="eastAsia"/>
@@ -114,135 +258,150 @@
         </w:rPr>
         <w:t>◆履歴一覧ページ</w:t>
       </w:r>
-    </w:p>
-    <w:p>
-      <w:r>
-        <w:rPr>
-          <w:rFonts w:hint="eastAsia"/>
-        </w:rPr>
-        <w:t>◆誤答履歴ページ</w:t>
-      </w:r>
-    </w:p>
-    <w:p>
-      <w:r>
-        <w:rPr>
-          <w:rFonts w:hint="eastAsia"/>
-        </w:rPr>
-        <w:t>→誤答問題復習</w:t>
-      </w:r>
-    </w:p>
-    <w:p>
-      <w:r>
-        <w:rPr>
-          <w:rFonts w:hint="eastAsia"/>
-        </w:rPr>
-        <w:t>◆</w:t>
-      </w:r>
-      <w:r>
-        <w:rPr>
-          <w:rFonts w:hint="eastAsia"/>
-        </w:rPr>
-        <w:t>カテゴリ選択ページ</w:t>
-      </w:r>
-    </w:p>
-    <w:p>
-      <w:r>
-        <w:rPr>
-          <w:rFonts w:hint="eastAsia"/>
-        </w:rPr>
-        <w:t>→子カテゴリ選択</w:t>
-      </w:r>
-    </w:p>
-    <w:p>
-      <w:r>
-        <w:rPr>
-          <w:rFonts w:hint="eastAsia"/>
-        </w:rPr>
-        <w:t xml:space="preserve">　・親カテゴリ名</w:t>
-      </w:r>
-    </w:p>
-    <w:p>
-      <w:pPr>
-        <w:rPr>
-          <w:rFonts w:hint="eastAsia"/>
-        </w:rPr>
-      </w:pPr>
-      <w:r>
-        <w:rPr>
-          <w:rFonts w:hint="eastAsia"/>
-        </w:rPr>
-        <w:t xml:space="preserve">　・子カテゴリ名</w:t>
-      </w:r>
-    </w:p>
-    <w:p>
-      <w:pPr>
-        <w:rPr>
-          <w:rFonts w:hint="eastAsia"/>
-        </w:rPr>
-      </w:pPr>
-      <w:r>
-        <w:rPr>
-          <w:rFonts w:hint="eastAsia"/>
-        </w:rPr>
-        <w:t>→出題対象カテゴリを選択</w:t>
-      </w:r>
-    </w:p>
-    <w:p>
-      <w:r>
-        <w:rPr>
-          <w:rFonts w:hint="eastAsia"/>
-        </w:rPr>
-        <w:t>◆出題画面ページ</w:t>
-      </w:r>
-    </w:p>
-    <w:p>
-      <w:r>
-        <w:rPr>
-          <w:rFonts w:hint="eastAsia"/>
-        </w:rPr>
-        <w:t>→解答終了</w:t>
-      </w:r>
-    </w:p>
-    <w:p>
-      <w:r>
-        <w:rPr>
-          <w:rFonts w:hint="eastAsia"/>
-        </w:rPr>
-        <w:t>◆結果表示ページ</w:t>
-      </w:r>
-    </w:p>
-    <w:p>
-      <w:r>
-        <w:rPr>
-          <w:rFonts w:hint="eastAsia"/>
-        </w:rPr>
-        <w:t>→タイトルに戻る</w:t>
-      </w:r>
-    </w:p>
-    <w:p/>
-    <w:p>
-      <w:pPr>
-        <w:rPr>
-          <w:rFonts w:hint="eastAsia"/>
-        </w:rPr>
-      </w:pPr>
-      <w:r>
-        <w:rPr>
-          <w:rFonts w:hint="eastAsia"/>
-        </w:rPr>
-        <w:t>各画面には、ログアウトボタンが存在する。また、FEタイトルページ以下のページには、「タイトルに戻る」ボタンが存在する。</w:t>
+      <w:r>
+        <w:rPr>
+          <w:rFonts w:hint="eastAsia"/>
+        </w:rPr>
+        <w:t>(</w:t>
+      </w:r>
+      <w:r>
+        <w:t>/telu/FEapp/rireki</w:t>
       </w:r>
       <w:bookmarkStart w:id="0" w:name="_GoBack"/>
       <w:bookmarkEnd w:id="0"/>
+      <w:r>
+        <w:t>)</w:t>
+      </w:r>
+    </w:p>
+    <w:p>
+      <w:r>
+        <w:rPr>
+          <w:rFonts w:hint="eastAsia"/>
+        </w:rPr>
+        <w:t>◆誤答履歴ページ</w:t>
+      </w:r>
+    </w:p>
+    <w:p>
+      <w:r>
+        <w:rPr>
+          <w:rFonts w:hint="eastAsia"/>
+        </w:rPr>
+        <w:t>→誤答問題復習</w:t>
+      </w:r>
+    </w:p>
+    <w:p>
+      <w:r>
+        <w:rPr>
+          <w:rFonts w:hint="eastAsia"/>
+        </w:rPr>
+        <w:t>◆</w:t>
+      </w:r>
+      <w:r>
+        <w:rPr>
+          <w:rFonts w:hint="eastAsia"/>
+        </w:rPr>
+        <w:t>カテゴリ選択ページ</w:t>
+      </w:r>
+    </w:p>
+    <w:p>
+      <w:r>
+        <w:rPr>
+          <w:rFonts w:hint="eastAsia"/>
+        </w:rPr>
+        <w:t>→子カテゴリ選択</w:t>
+      </w:r>
+    </w:p>
+    <w:p>
+      <w:r>
+        <w:rPr>
+          <w:rFonts w:hint="eastAsia"/>
+        </w:rPr>
+        <w:t xml:space="preserve">　・親カテゴリ名</w:t>
+      </w:r>
+    </w:p>
+    <w:p>
+      <w:r>
+        <w:rPr>
+          <w:rFonts w:hint="eastAsia"/>
+        </w:rPr>
+        <w:t xml:space="preserve">　・子カテゴリ名</w:t>
+      </w:r>
+    </w:p>
+    <w:p>
+      <w:r>
+        <w:rPr>
+          <w:rFonts w:hint="eastAsia"/>
+        </w:rPr>
+        <w:t>→出題対象カテゴリを選択</w:t>
+      </w:r>
+    </w:p>
+    <w:p>
+      <w:r>
+        <w:rPr>
+          <w:rFonts w:hint="eastAsia"/>
+        </w:rPr>
+        <w:t>◆出題画面ページ</w:t>
+      </w:r>
+    </w:p>
+    <w:p>
+      <w:r>
+        <w:rPr>
+          <w:rFonts w:hint="eastAsia"/>
+        </w:rPr>
+        <w:t>→解答終了</w:t>
+      </w:r>
+    </w:p>
+    <w:p>
+      <w:r>
+        <w:rPr>
+          <w:rFonts w:hint="eastAsia"/>
+        </w:rPr>
+        <w:t>◆結果表示ページ</w:t>
+      </w:r>
+    </w:p>
+    <w:p>
+      <w:r>
+        <w:rPr>
+          <w:rFonts w:hint="eastAsia"/>
+        </w:rPr>
+        <w:t>→タイトルに戻る</w:t>
+      </w:r>
     </w:p>
     <w:p/>
     <w:p>
-      <w:pPr>
-        <w:rPr>
-          <w:rFonts w:hint="eastAsia"/>
-        </w:rPr>
-      </w:pPr>
-    </w:p>
+      <w:r>
+        <w:rPr>
+          <w:rFonts w:hint="eastAsia"/>
+        </w:rPr>
+        <w:t>各画面には、</w:t>
+      </w:r>
+      <w:r>
+        <w:rPr>
+          <w:rFonts w:hint="eastAsia"/>
+        </w:rPr>
+        <w:t>「</w:t>
+      </w:r>
+      <w:r>
+        <w:rPr>
+          <w:rFonts w:hint="eastAsia"/>
+        </w:rPr>
+        <w:t>ログアウト</w:t>
+      </w:r>
+      <w:r>
+        <w:rPr>
+          <w:rFonts w:hint="eastAsia"/>
+        </w:rPr>
+        <w:t>」</w:t>
+      </w:r>
+      <w:r>
+        <w:rPr>
+          <w:rFonts w:hint="eastAsia"/>
+        </w:rPr>
+        <w:t>ボタンが存在する。また、FEタイトルページ以下のページには、「タイトルに戻る」ボタンが存在する。</w:t>
+      </w:r>
+    </w:p>
+    <w:p/>
+    <w:p/>
     <w:p>
       <w:r>
         <w:rPr>
@@ -258,13 +417,7 @@
       </w:r>
     </w:p>
     <w:p/>
-    <w:p>
-      <w:pPr>
-        <w:rPr>
-          <w:rFonts w:hint="eastAsia"/>
-        </w:rPr>
-      </w:pPr>
-    </w:p>
+    <w:p/>
     <w:sectPr>
       <w:pgSz w:w="11906" w:h="16838"/>
       <w:pgMar w:top="1985" w:right="1701" w:bottom="1701" w:left="1701" w:header="851" w:footer="992" w:gutter="0"/>
